--- a/documentation/Hipòtesis.docx
+++ b/documentation/Hipòtesis.docx
@@ -10,16 +10,42 @@
           <w:numId w:val="1"/>
         </w:numPr>
         <w:rPr>
-          <w:rFonts w:ascii="Arial" w:hAnsi="Arial"/>
-          <w:lang w:val="ca-ES"/>
-        </w:rPr>
-      </w:pPr>
-      <w:r>
-        <w:rPr>
-          <w:rFonts w:ascii="Arial" w:hAnsi="Arial"/>
-          <w:lang w:val="ca-ES"/>
-        </w:rPr>
-        <w:t>Es dona un origen i un destí que han de ser entrades i es troba el camí més curt entre ells</w:t>
+          <w:rFonts w:ascii="Arial" w:hAnsi="Arial" w:cs="Arial"/>
+        </w:rPr>
+      </w:pPr>
+      <w:r>
+        <w:rPr>
+          <w:rFonts w:ascii="Arial" w:hAnsi="Arial" w:cs="Arial"/>
+        </w:rPr>
+        <w:t xml:space="preserve">Es treballa </w:t>
+      </w:r>
+      <w:proofErr w:type="spellStart"/>
+      <w:r>
+        <w:rPr>
+          <w:rFonts w:ascii="Arial" w:hAnsi="Arial" w:cs="Arial"/>
+        </w:rPr>
+        <w:t>amb</w:t>
+      </w:r>
+      <w:proofErr w:type="spellEnd"/>
+      <w:r>
+        <w:rPr>
+          <w:rFonts w:ascii="Arial" w:hAnsi="Arial" w:cs="Arial"/>
+        </w:rPr>
+        <w:t xml:space="preserve"> dades del </w:t>
+      </w:r>
+      <w:proofErr w:type="spellStart"/>
+      <w:r>
+        <w:rPr>
+          <w:rFonts w:ascii="Arial" w:hAnsi="Arial" w:cs="Arial"/>
+        </w:rPr>
+        <w:t>setembre</w:t>
+      </w:r>
+      <w:proofErr w:type="spellEnd"/>
+      <w:r>
+        <w:rPr>
+          <w:rFonts w:ascii="Arial" w:hAnsi="Arial" w:cs="Arial"/>
+        </w:rPr>
+        <w:t xml:space="preserve"> de 2025.</w:t>
       </w:r>
     </w:p>
     <w:p>
@@ -30,48 +56,16 @@
           <w:numId w:val="1"/>
         </w:numPr>
         <w:rPr>
-          <w:rFonts w:ascii="Arial" w:hAnsi="Arial" w:cs="Arial"/>
-          <w:lang w:val="ca-ES"/>
-        </w:rPr>
-      </w:pPr>
-      <w:r>
-        <w:rPr>
-          <w:rFonts w:ascii="Arial" w:hAnsi="Arial" w:cs="Arial"/>
-          <w:lang w:val="ca-ES"/>
-        </w:rPr>
-        <w:t xml:space="preserve">El nostre trajecte és </w:t>
-      </w:r>
-      <w:proofErr w:type="spellStart"/>
-      <w:r>
-        <w:rPr>
-          <w:rFonts w:ascii="Arial" w:hAnsi="Arial" w:cs="Arial"/>
-          <w:lang w:val="ca-ES"/>
-        </w:rPr>
-        <w:t>atemporal</w:t>
-      </w:r>
-      <w:proofErr w:type="spellEnd"/>
-      <w:r>
-        <w:rPr>
-          <w:rFonts w:ascii="Arial" w:hAnsi="Arial" w:cs="Arial"/>
-          <w:lang w:val="ca-ES"/>
-        </w:rPr>
-        <w:t xml:space="preserve">. </w:t>
-      </w:r>
-      <w:proofErr w:type="spellStart"/>
-      <w:r>
-        <w:rPr>
-          <w:rFonts w:ascii="Arial" w:hAnsi="Arial" w:cs="Arial"/>
-          <w:lang w:val="ca-ES"/>
-        </w:rPr>
-        <w:t>I.e</w:t>
-      </w:r>
-      <w:proofErr w:type="spellEnd"/>
-      <w:r>
-        <w:rPr>
-          <w:rFonts w:ascii="Arial" w:hAnsi="Arial" w:cs="Arial"/>
-          <w:lang w:val="ca-ES"/>
-        </w:rPr>
-        <w:t>., l’hora d’iniciar el viatge no és un paràmetre que es tingui en compte.</w:t>
+          <w:rFonts w:ascii="Arial" w:hAnsi="Arial"/>
+          <w:lang w:val="ca-ES"/>
+        </w:rPr>
+      </w:pPr>
+      <w:r>
+        <w:rPr>
+          <w:rFonts w:ascii="Arial" w:hAnsi="Arial"/>
+          <w:lang w:val="ca-ES"/>
+        </w:rPr>
+        <w:t>Es dona un origen i un destí que han de ser entrades i es troba el camí més curt entre ells</w:t>
       </w:r>
     </w:p>
     <w:p>
@@ -82,16 +76,16 @@
           <w:numId w:val="1"/>
         </w:numPr>
         <w:rPr>
-          <w:rFonts w:ascii="Arial" w:hAnsi="Arial" w:cs="Arial"/>
-          <w:lang w:val="ca-ES"/>
-        </w:rPr>
-      </w:pPr>
-      <w:r>
-        <w:rPr>
-          <w:rFonts w:ascii="Arial" w:hAnsi="Arial" w:cs="Arial"/>
-          <w:lang w:val="ca-ES"/>
-        </w:rPr>
-        <w:t xml:space="preserve">Es considera un sistema de transport ideal en el què cada vegada que arribo a una andana no he d’esperar a que arribi el metro. </w:t>
+          <w:rFonts w:ascii="Arial" w:hAnsi="Arial"/>
+          <w:lang w:val="ca-ES"/>
+        </w:rPr>
+      </w:pPr>
+      <w:r>
+        <w:rPr>
+          <w:rFonts w:ascii="Arial" w:hAnsi="Arial"/>
+          <w:lang w:val="ca-ES"/>
+        </w:rPr>
+        <w:t>L’usuari no té reduïda la mobilitat.</w:t>
       </w:r>
     </w:p>
     <w:p>
@@ -111,21 +105,7 @@
           <w:rFonts w:ascii="Arial" w:hAnsi="Arial" w:cs="Arial"/>
           <w:lang w:val="ca-ES"/>
         </w:rPr>
-        <w:t xml:space="preserve">Tenim un graf dirigit </w:t>
-      </w:r>
-      <w:r>
-        <w:rPr>
-          <w:rFonts w:ascii="Arial" w:hAnsi="Arial" w:cs="Arial"/>
-          <w:lang w:val="ca-ES"/>
-        </w:rPr>
-        <w:sym w:font="Wingdings" w:char="F0DF"/>
-      </w:r>
-      <w:r>
-        <w:rPr>
-          <w:rFonts w:ascii="Arial" w:hAnsi="Arial" w:cs="Arial"/>
-          <w:lang w:val="ca-ES"/>
-        </w:rPr>
-        <w:t xml:space="preserve"> s’ha d’acabar de mirar si hi ha diferències en el sentit del flux (</w:t>
+        <w:t xml:space="preserve">El nostre trajecte és </w:t>
       </w:r>
       <w:proofErr w:type="spellStart"/>
       <w:r>
@@ -133,7 +113,7 @@
           <w:rFonts w:ascii="Arial" w:hAnsi="Arial" w:cs="Arial"/>
           <w:lang w:val="ca-ES"/>
         </w:rPr>
-        <w:t>between</w:t>
+        <w:t>atemporal</w:t>
       </w:r>
       <w:proofErr w:type="spellEnd"/>
       <w:r>
@@ -141,7 +121,7 @@
           <w:rFonts w:ascii="Arial" w:hAnsi="Arial" w:cs="Arial"/>
           <w:lang w:val="ca-ES"/>
         </w:rPr>
-        <w:t xml:space="preserve"> </w:t>
+        <w:t xml:space="preserve">. </w:t>
       </w:r>
       <w:proofErr w:type="spellStart"/>
       <w:r>
@@ -149,7 +129,7 @@
           <w:rFonts w:ascii="Arial" w:hAnsi="Arial" w:cs="Arial"/>
           <w:lang w:val="ca-ES"/>
         </w:rPr>
-        <w:t>platforms</w:t>
+        <w:t>I.e</w:t>
       </w:r>
       <w:proofErr w:type="spellEnd"/>
       <w:r>
@@ -157,44 +137,35 @@
           <w:rFonts w:ascii="Arial" w:hAnsi="Arial" w:cs="Arial"/>
           <w:lang w:val="ca-ES"/>
         </w:rPr>
-        <w:t xml:space="preserve"> </w:t>
-      </w:r>
-      <w:proofErr w:type="spellStart"/>
-      <w:r>
-        <w:rPr>
-          <w:rFonts w:ascii="Arial" w:hAnsi="Arial" w:cs="Arial"/>
-          <w:lang w:val="ca-ES"/>
-        </w:rPr>
-        <w:t>issue</w:t>
-      </w:r>
-      <w:proofErr w:type="spellEnd"/>
-      <w:r>
-        <w:rPr>
-          <w:rFonts w:ascii="Arial" w:hAnsi="Arial" w:cs="Arial"/>
-          <w:lang w:val="ca-ES"/>
-        </w:rPr>
-        <w:t>), però en principi hi ha variacions</w:t>
-      </w:r>
-      <w:r>
-        <w:rPr>
-          <w:rFonts w:ascii="Arial" w:hAnsi="Arial" w:cs="Arial"/>
-          <w:lang w:val="ca-ES"/>
-        </w:rPr>
-        <w:t xml:space="preserve"> </w:t>
-      </w:r>
-      <w:r>
-        <w:rPr>
-          <w:rFonts w:ascii="Arial" w:hAnsi="Arial" w:cs="Arial"/>
-          <w:lang w:val="ca-ES"/>
-        </w:rPr>
-        <w:sym w:font="Wingdings" w:char="F0E0"/>
-      </w:r>
-      <w:r>
-        <w:rPr>
-          <w:rFonts w:ascii="Arial" w:hAnsi="Arial" w:cs="Arial"/>
-          <w:lang w:val="ca-ES"/>
-        </w:rPr>
-        <w:t xml:space="preserve"> 100% perquè ja es veu en els dos sentits de la L9 i la L10</w:t>
+        <w:t xml:space="preserve">., l’hora </w:t>
+      </w:r>
+      <w:r>
+        <w:rPr>
+          <w:rFonts w:ascii="Arial" w:hAnsi="Arial" w:cs="Arial"/>
+          <w:lang w:val="ca-ES"/>
+        </w:rPr>
+        <w:t xml:space="preserve">o el dia de la setmana </w:t>
+      </w:r>
+      <w:r>
+        <w:rPr>
+          <w:rFonts w:ascii="Arial" w:hAnsi="Arial" w:cs="Arial"/>
+          <w:lang w:val="ca-ES"/>
+        </w:rPr>
+        <w:t xml:space="preserve">en </w:t>
+      </w:r>
+      <w:r>
+        <w:rPr>
+          <w:rFonts w:ascii="Arial" w:hAnsi="Arial" w:cs="Arial"/>
+          <w:lang w:val="ca-ES"/>
+        </w:rPr>
+        <w:t>el què s’inicia</w:t>
+      </w:r>
+      <w:r>
+        <w:rPr>
+          <w:rFonts w:ascii="Arial" w:hAnsi="Arial" w:cs="Arial"/>
+          <w:lang w:val="ca-ES"/>
+        </w:rPr>
+        <w:t xml:space="preserve"> el viatge no és un paràmetre que es tingui en compte.</w:t>
       </w:r>
     </w:p>
     <w:p>
@@ -214,7 +185,194 @@
           <w:rFonts w:ascii="Arial" w:hAnsi="Arial" w:cs="Arial"/>
           <w:lang w:val="ca-ES"/>
         </w:rPr>
+        <w:t xml:space="preserve">Es considera un sistema de transport ideal en el què cada vegada que arribo a una andana no he d’esperar a que arribi el metro. </w:t>
+      </w:r>
+    </w:p>
+    <w:p>
+      <w:pPr>
+        <w:pStyle w:val="ListParagraph"/>
+        <w:numPr>
+          <w:ilvl w:val="0"/>
+          <w:numId w:val="1"/>
+        </w:numPr>
+        <w:rPr>
+          <w:rFonts w:ascii="Arial" w:hAnsi="Arial" w:cs="Arial"/>
+          <w:lang w:val="ca-ES"/>
+        </w:rPr>
+      </w:pPr>
+      <w:r>
+        <w:rPr>
+          <w:rFonts w:ascii="Arial" w:hAnsi="Arial" w:cs="Arial"/>
+          <w:lang w:val="ca-ES"/>
+        </w:rPr>
+        <w:t xml:space="preserve">Tenim un graf dirigit </w:t>
+      </w:r>
+      <w:r>
+        <w:rPr>
+          <w:rFonts w:ascii="Arial" w:hAnsi="Arial" w:cs="Arial"/>
+          <w:lang w:val="ca-ES"/>
+        </w:rPr>
+        <w:sym w:font="Wingdings" w:char="F0DF"/>
+      </w:r>
+      <w:r>
+        <w:rPr>
+          <w:rFonts w:ascii="Arial" w:hAnsi="Arial" w:cs="Arial"/>
+          <w:lang w:val="ca-ES"/>
+        </w:rPr>
+        <w:t xml:space="preserve"> s’ha d’acabar de mirar si hi ha diferències en el sentit del flux (</w:t>
+      </w:r>
+      <w:proofErr w:type="spellStart"/>
+      <w:r>
+        <w:rPr>
+          <w:rFonts w:ascii="Arial" w:hAnsi="Arial" w:cs="Arial"/>
+          <w:lang w:val="ca-ES"/>
+        </w:rPr>
+        <w:t>between</w:t>
+      </w:r>
+      <w:proofErr w:type="spellEnd"/>
+      <w:r>
+        <w:rPr>
+          <w:rFonts w:ascii="Arial" w:hAnsi="Arial" w:cs="Arial"/>
+          <w:lang w:val="ca-ES"/>
+        </w:rPr>
+        <w:t xml:space="preserve"> </w:t>
+      </w:r>
+      <w:proofErr w:type="spellStart"/>
+      <w:r>
+        <w:rPr>
+          <w:rFonts w:ascii="Arial" w:hAnsi="Arial" w:cs="Arial"/>
+          <w:lang w:val="ca-ES"/>
+        </w:rPr>
+        <w:t>platforms</w:t>
+      </w:r>
+      <w:proofErr w:type="spellEnd"/>
+      <w:r>
+        <w:rPr>
+          <w:rFonts w:ascii="Arial" w:hAnsi="Arial" w:cs="Arial"/>
+          <w:lang w:val="ca-ES"/>
+        </w:rPr>
+        <w:t xml:space="preserve"> </w:t>
+      </w:r>
+      <w:proofErr w:type="spellStart"/>
+      <w:r>
+        <w:rPr>
+          <w:rFonts w:ascii="Arial" w:hAnsi="Arial" w:cs="Arial"/>
+          <w:lang w:val="ca-ES"/>
+        </w:rPr>
+        <w:t>issue</w:t>
+      </w:r>
+      <w:proofErr w:type="spellEnd"/>
+      <w:r>
+        <w:rPr>
+          <w:rFonts w:ascii="Arial" w:hAnsi="Arial" w:cs="Arial"/>
+          <w:lang w:val="ca-ES"/>
+        </w:rPr>
+        <w:t>), però en principi hi ha variacions</w:t>
+      </w:r>
+      <w:r>
+        <w:rPr>
+          <w:rFonts w:ascii="Arial" w:hAnsi="Arial" w:cs="Arial"/>
+          <w:lang w:val="ca-ES"/>
+        </w:rPr>
+        <w:t xml:space="preserve"> </w:t>
+      </w:r>
+      <w:r>
+        <w:rPr>
+          <w:rFonts w:ascii="Arial" w:hAnsi="Arial" w:cs="Arial"/>
+          <w:lang w:val="ca-ES"/>
+        </w:rPr>
+        <w:sym w:font="Wingdings" w:char="F0E0"/>
+      </w:r>
+      <w:r>
+        <w:rPr>
+          <w:rFonts w:ascii="Arial" w:hAnsi="Arial" w:cs="Arial"/>
+          <w:lang w:val="ca-ES"/>
+        </w:rPr>
+        <w:t xml:space="preserve"> 100% perquè ja es veu en els dos sentits de la L9 i la L10</w:t>
+      </w:r>
+    </w:p>
+    <w:p>
+      <w:pPr>
+        <w:pStyle w:val="ListParagraph"/>
+        <w:numPr>
+          <w:ilvl w:val="0"/>
+          <w:numId w:val="1"/>
+        </w:numPr>
+        <w:rPr>
+          <w:rFonts w:ascii="Arial" w:hAnsi="Arial" w:cs="Arial"/>
+          <w:lang w:val="ca-ES"/>
+        </w:rPr>
+      </w:pPr>
+      <w:r>
+        <w:rPr>
+          <w:rFonts w:ascii="Arial" w:hAnsi="Arial" w:cs="Arial"/>
+          <w:lang w:val="ca-ES"/>
+        </w:rPr>
         <w:t>La precisió serà als segons amb arrodoniment a les dècimes de segon</w:t>
+      </w:r>
+    </w:p>
+    <w:p>
+      <w:pPr>
+        <w:pStyle w:val="ListParagraph"/>
+        <w:numPr>
+          <w:ilvl w:val="0"/>
+          <w:numId w:val="1"/>
+        </w:numPr>
+        <w:rPr>
+          <w:rFonts w:ascii="Arial" w:hAnsi="Arial" w:cs="Arial"/>
+          <w:lang w:val="ca-ES"/>
+        </w:rPr>
+      </w:pPr>
+      <w:r>
+        <w:rPr>
+          <w:rFonts w:ascii="Arial" w:hAnsi="Arial" w:cs="Arial"/>
+          <w:lang w:val="ca-ES"/>
+        </w:rPr>
+        <w:t xml:space="preserve">Es triga el mateix </w:t>
+      </w:r>
+      <w:r>
+        <w:rPr>
+          <w:rFonts w:ascii="Arial" w:hAnsi="Arial" w:cs="Arial"/>
+          <w:lang w:val="ca-ES"/>
+        </w:rPr>
+        <w:t xml:space="preserve">temps caminant </w:t>
+      </w:r>
+      <w:r>
+        <w:rPr>
+          <w:rFonts w:ascii="Arial" w:hAnsi="Arial" w:cs="Arial"/>
+          <w:lang w:val="ca-ES"/>
+        </w:rPr>
+        <w:t xml:space="preserve">en arribar </w:t>
+      </w:r>
+      <w:r>
+        <w:rPr>
+          <w:rFonts w:ascii="Arial" w:hAnsi="Arial" w:cs="Arial"/>
+          <w:lang w:val="ca-ES"/>
+        </w:rPr>
+        <w:t>als dos sentits d’una andana.</w:t>
+      </w:r>
+    </w:p>
+    <w:p>
+      <w:pPr>
+        <w:pStyle w:val="ListParagraph"/>
+        <w:rPr>
+          <w:rFonts w:ascii="Arial" w:hAnsi="Arial" w:cs="Arial"/>
+          <w:lang w:val="ca-ES"/>
+        </w:rPr>
+      </w:pPr>
+      <w:r>
+        <w:rPr>
+          <w:rFonts w:ascii="Arial" w:hAnsi="Arial" w:cs="Arial"/>
+          <w:lang w:val="ca-ES"/>
+        </w:rPr>
+        <w:t>Sabem que existeixen casos a la vida real on això no es compleix com</w:t>
+      </w:r>
+      <w:r>
+        <w:rPr>
+          <w:rFonts w:ascii="Arial" w:hAnsi="Arial" w:cs="Arial"/>
+          <w:lang w:val="ca-ES"/>
+        </w:rPr>
+        <w:t xml:space="preserve"> quan es va de l’andana de la L5 a l’andana de la L4 de Maragall (per anar en direcció a la Trinitat Vella s’han de fer uns trams d’escales extra que no si es va en direcció a La Pau), però a ‘pathways.txt’ ja ve donat així. </w:t>
       </w:r>
     </w:p>
     <w:p>
@@ -253,7 +411,7 @@
         <w:rFonts w:ascii="Arial" w:eastAsiaTheme="minorHAnsi" w:hAnsi="Arial" w:cs="Arial" w:hint="default"/>
       </w:rPr>
     </w:lvl>
-    <w:lvl w:ilvl="1" w:tplc="040A0003" w:tentative="1">
+    <w:lvl w:ilvl="1" w:tplc="040A0003">
       <w:start w:val="1"/>
       <w:numFmt w:val="bullet"/>
       <w:lvlText w:val="o"/>
